--- a/paper/Title_Page_JGED.docx
+++ b/paper/Title_Page_JGED.docx
@@ -99,29 +99,12 @@
         <w:jc w:val="center"/>
       </w:pPr>
       <w:r>
-        <w:rPr>
-          <w:rFonts w:ascii="Times New Roman" w:hAnsi="Times New Roman"/>
-          <w:sz w:val="20"/>
-        </w:rPr>
         <w:t>1 Software Engineering, Faculty of Informatics and Electronics</w:t>
         <w:br/>
         <w:t>Escuela Superior Politécnica de Chimborazo (ESPOCH), Riobamba 060155, Ecuador</w:t>
         <w:br/>
-      </w:r>
-      <w:r>
-        <w:rPr>
-          <w:rFonts w:ascii="Times New Roman" w:hAnsi="Times New Roman"/>
-          <w:b/>
-          <w:sz w:val="20"/>
-        </w:rPr>
         <w:t>* Corresponding Author: Juan Pablo Aviles-Esparza (juan.aviles@espoch.edu.ec)</w:t>
         <w:br/>
-      </w:r>
-      <w:r>
-        <w:rPr>
-          <w:rFonts w:ascii="Times New Roman" w:hAnsi="Times New Roman"/>
-          <w:sz w:val="19"/>
-        </w:rPr>
         <w:t>ORCIDs: 0009-0007-0058-8069 (J.P.A.-E.), 0009-0001-5753-4279 (I.J.T.-G.), 0009-0001-7057-9316 (I.D.T.-P.)</w:t>
       </w:r>
     </w:p>
@@ -141,24 +124,18 @@
         <w:spacing w:after="200"/>
       </w:pPr>
       <w:r>
-        <w:rPr>
-          <w:rFonts w:ascii="Times New Roman" w:hAnsi="Times New Roman"/>
-          <w:b/>
-          <w:sz w:val="22"/>
-        </w:rPr>
         <w:t>CRediT Author Statement</w:t>
         <w:br/>
-      </w:r>
-      <w:r>
-        <w:rPr>
-          <w:rFonts w:ascii="Times New Roman" w:hAnsi="Times New Roman"/>
-          <w:sz w:val="20"/>
-        </w:rPr>
         <w:t>• Juan Pablo Aviles-Esparza: Conceptualization, Methodology, Software, Formal Analysis, Writing - Original Draft, Visualization.</w:t>
         <w:br/>
         <w:t>• Italo Javier Tenempaguay-Granizo: Data Curation, Investigation, Validation, Formal Analysis, Writing - Review &amp; Editing.</w:t>
         <w:br/>
-        <w:t>• Isaac David Torres-Paredes: Supervision, Project Administration, Funding Acquisition, Resources, Writing - Review &amp; Editing.</w:t>
+        <w:t>• Isaac David Torres-Paredes: Supervision, Project Administration, Resources, Writing - Review &amp; Editing.</w:t>
+      </w:r>
+    </w:p>
+    <w:p>
+      <w:r>
+        <w:t>• Use of Generative AI: During the preparation of this manuscript, the authors used large language models exclusively for language refinement, grammatical editing, and LaTeX formatting. All scientific contributions were conceived and validated entirely by the human authors.</w:t>
       </w:r>
     </w:p>
     <w:p>
@@ -166,24 +143,13 @@
         <w:spacing w:after="200"/>
       </w:pPr>
       <w:r>
-        <w:rPr>
-          <w:rFonts w:ascii="Times New Roman" w:hAnsi="Times New Roman"/>
-          <w:b/>
-          <w:sz w:val="22"/>
-        </w:rPr>
         <w:t>Declarations</w:t>
         <w:br/>
-      </w:r>
-      <w:r>
-        <w:rPr>
-          <w:rFonts w:ascii="Times New Roman" w:hAnsi="Times New Roman"/>
-          <w:sz w:val="20"/>
-        </w:rPr>
         <w:t>• Funding: This research received no external grant funding; it was institutional internal research.</w:t>
         <w:br/>
         <w:t>• Conflict of Interest: The authors declare that they have no known competing financial interests or personal relationships that could have appeared to influence the work reported in this paper.</w:t>
         <w:br/>
-        <w:t>• Data Availability: The complete dataset, crawl logs, extracted CIELAB color pairs, and analysis scripts are permanently archived in Zenodo (DOI: 10.5281/zenodo.22907770) and GitHub (https://github.com/JuanAvilesP3/jged-contraste-cromatico).</w:t>
+        <w:t>• Data Availability: The complete dataset, crawl logs, extracted CIELAB color pairs, and analysis scripts are permanently archived in Zenodo (DOI: 10.5281/zenodo.23005763) and GitHub (https://github.com/JuanAvilesP3/jged-contraste-cromatico).</w:t>
       </w:r>
     </w:p>
     <w:p>

--- a/paper/Title_Page_JGED.docx
+++ b/paper/Title_Page_JGED.docx
@@ -411,7 +411,7 @@
           <w:rPr>
             <w:rStyle w:val="Hyperlink"/>
           </w:rPr>
-          <w:t xml:space="preserve">10.5281/zenodo.23005763</w:t>
+          <w:t xml:space="preserve">10.5281/zenodo.22907769</w:t>
         </w:r>
       </w:hyperlink>
       <w:r>

--- a/paper/Title_Page_JGED.docx
+++ b/paper/Title_Page_JGED.docx
@@ -234,7 +234,7 @@
         <w:t xml:space="preserve"> </w:t>
       </w:r>
       <w:r>
-        <w:t xml:space="preserve">Conceptualization, Methodology, Software, Formal Analysis, Writing – Original Draft, Visualization.</w:t>
+        <w:t xml:space="preserve">Conceptualization, Methodology, Software, Writing – Original Draft.</w:t>
       </w:r>
     </w:p>
     <w:p>
@@ -255,7 +255,7 @@
         <w:t xml:space="preserve"> </w:t>
       </w:r>
       <w:r>
-        <w:t xml:space="preserve">Data Curation, Investigation, Validation, Formal Analysis, Writing – Review &amp; Editing.</w:t>
+        <w:t xml:space="preserve">Data Curation, Formal Analysis, Validation, Writing – Review &amp; Editing.</w:t>
       </w:r>
     </w:p>
     <w:p>
@@ -338,7 +338,7 @@
         <w:t xml:space="preserve"> </w:t>
       </w:r>
       <w:r>
-        <w:t xml:space="preserve">This research received no external grant funding; it was institutional internal research.</w:t>
+        <w:t xml:space="preserve">This research received no specific grant from any funding agency in the public, commercial, or not-for-profit sectors.</w:t>
       </w:r>
     </w:p>
     <w:p>
@@ -359,7 +359,7 @@
         <w:t xml:space="preserve"> </w:t>
       </w:r>
       <w:r>
-        <w:t xml:space="preserve">During the preparation of this manuscript, the authors used large language models exclusively for language refinement, grammatical editing, and LaTeX formatting. All scientific contributions were conceived and validated by the human authors.</w:t>
+        <w:t xml:space="preserve">Generative AI tools (large language models) were used during this work to assist with drafting and editing text, writing and debugging analysis scripts, LaTeX formatting, and pre-submission critical review. All research questions, study design, data collection, executed analyses, reported results, and interpretations were defined, run, and verified by the authors, who take full responsibility for the content of this article. No figure was produced with image-generation tools.</w:t>
       </w:r>
     </w:p>
     <w:p>

--- a/paper/Title_Page_JGED.docx
+++ b/paper/Title_Page_JGED.docx
@@ -255,7 +255,7 @@
         <w:t xml:space="preserve"> </w:t>
       </w:r>
       <w:r>
-        <w:t xml:space="preserve">Data Curation, Formal Analysis, Validation, Writing – Review &amp; Editing.</w:t>
+        <w:t xml:space="preserve">Data Curation, Formal Analysis, Validation, Visualization, Writing – Review &amp; Editing.</w:t>
       </w:r>
     </w:p>
     <w:p>
@@ -359,7 +359,7 @@
         <w:t xml:space="preserve"> </w:t>
       </w:r>
       <w:r>
-        <w:t xml:space="preserve">Generative AI tools (large language models) were used during this work to assist with drafting and editing text, writing and debugging analysis scripts, LaTeX formatting, and pre-submission critical review. All research questions, study design, data collection, executed analyses, reported results, and interpretations were defined, run, and verified by the authors, who take full responsibility for the content of this article. No figure was produced with image-generation tools.</w:t>
+        <w:t xml:space="preserve">The authors used generative AI tools (large language models) as an assistant for language editing, support in writing and debugging analysis code, and LaTeX formatting. The research questions, study design, data collection, execution of the analyses, results, and their interpretation are the authors’ own work; all AI-assisted output was reviewed and verified by the authors, who take full responsibility for the content of this article. No figure was produced with image-generation tools.</w:t>
       </w:r>
     </w:p>
     <w:p>

--- a/paper/Title_Page_JGED.docx
+++ b/paper/Title_Page_JGED.docx
@@ -182,6 +182,18 @@
         <w:br/>
       </w:r>
       <w:r>
+        <w:t xml:space="preserve">Faculty of Informatics and Electronics, Escuela Superior Politécnica de Chimborazo (ESPOCH),</w:t>
+      </w:r>
+      <w:r>
+        <w:br/>
+      </w:r>
+      <w:r>
+        <w:t xml:space="preserve">Panamericana Sur km 1.5, Riobamba EC060155, Ecuador</w:t>
+      </w:r>
+      <w:r>
+        <w:br/>
+      </w:r>
+      <w:r>
         <w:rPr>
           <w:b/>
           <w:bCs/>
@@ -338,7 +350,7 @@
         <w:t xml:space="preserve"> </w:t>
       </w:r>
       <w:r>
-        <w:t xml:space="preserve">This research received no specific grant from any funding agency in the public, commercial, or not-for-profit sectors.</w:t>
+        <w:t xml:space="preserve">This research did not receive any specific grant from funding agencies in the public, commercial, or not-for-profit sectors.</w:t>
       </w:r>
     </w:p>
     <w:p>
@@ -359,7 +371,7 @@
         <w:t xml:space="preserve"> </w:t>
       </w:r>
       <w:r>
-        <w:t xml:space="preserve">The authors used generative AI tools (large language models) as an assistant for language editing, support in writing and debugging analysis code, and LaTeX formatting. The research questions, study design, data collection, execution of the analyses, results, and their interpretation are the authors’ own work; all AI-assisted output was reviewed and verified by the authors, who take full responsibility for the content of this article. No figure was produced with image-generation tools.</w:t>
+        <w:t xml:space="preserve">The authors used Claude (Anthropic), a generative AI large language model, as an assistant for language editing, support in writing and debugging analysis code, and LaTeX formatting. The research questions, study design, data collection, execution of the analyses, results, and their interpretation are the authors’ own work; all AI-assisted output was reviewed and verified by the authors, who take full responsibility for the content of this article. No figure was produced with image-generation tools.</w:t>
       </w:r>
     </w:p>
     <w:p>
